--- a/Soft Skill/Module 1/Module 1 - Communication.docx
+++ b/Soft Skill/Module 1/Module 1 - Communication.docx
@@ -51,8 +51,6 @@
           <w:sz w:val="60"/>
         </w:rPr>
       </w:pPr>
-      <w:bookmarkStart w:id="0" w:name="_GoBack"/>
-      <w:bookmarkEnd w:id="0"/>
     </w:p>
     <w:p>
       <w:pPr>
@@ -69,14 +67,7 @@
           <w:rFonts w:ascii="Times New Roman" w:eastAsia="Calibri" w:hAnsi="Times New Roman" w:cs="Times New Roman"/>
           <w:sz w:val="36"/>
         </w:rPr>
-        <w:t>Resume</w:t>
-      </w:r>
-      <w:r>
-        <w:rPr>
-          <w:rFonts w:ascii="Times New Roman" w:eastAsia="Calibri" w:hAnsi="Times New Roman" w:cs="Times New Roman"/>
-          <w:sz w:val="36"/>
-        </w:rPr>
-        <w:t xml:space="preserve"> </w:t>
+        <w:t xml:space="preserve">Resume </w:t>
       </w:r>
       <w:r>
         <w:rPr>
@@ -103,7 +94,43 @@
             <w:sz w:val="36"/>
             <w:szCs w:val="36"/>
           </w:rPr>
-          <w:t>https://github.com/Umang-1103/Front_End/blob/main/Soft%20Skill/Resume.pdf</w:t>
+          <w:t>https:</w:t>
+        </w:r>
+        <w:r>
+          <w:rPr>
+            <w:rStyle w:val="Hyperlink"/>
+            <w:rFonts w:ascii="Times New Roman" w:eastAsia="Calibri" w:hAnsi="Times New Roman" w:cs="Times New Roman"/>
+            <w:sz w:val="36"/>
+            <w:szCs w:val="36"/>
+          </w:rPr>
+          <w:t>/</w:t>
+        </w:r>
+        <w:r>
+          <w:rPr>
+            <w:rStyle w:val="Hyperlink"/>
+            <w:rFonts w:ascii="Times New Roman" w:eastAsia="Calibri" w:hAnsi="Times New Roman" w:cs="Times New Roman"/>
+            <w:sz w:val="36"/>
+            <w:szCs w:val="36"/>
+          </w:rPr>
+          <w:t>/g</w:t>
+        </w:r>
+        <w:r>
+          <w:rPr>
+            <w:rStyle w:val="Hyperlink"/>
+            <w:rFonts w:ascii="Times New Roman" w:eastAsia="Calibri" w:hAnsi="Times New Roman" w:cs="Times New Roman"/>
+            <w:sz w:val="36"/>
+            <w:szCs w:val="36"/>
+          </w:rPr>
+          <w:t>i</w:t>
+        </w:r>
+        <w:r>
+          <w:rPr>
+            <w:rStyle w:val="Hyperlink"/>
+            <w:rFonts w:ascii="Times New Roman" w:eastAsia="Calibri" w:hAnsi="Times New Roman" w:cs="Times New Roman"/>
+            <w:sz w:val="36"/>
+            <w:szCs w:val="36"/>
+          </w:rPr>
+          <w:t>thub.com/Umang-1103/Front_End/blob/main/Soft%20Skill/Module%201/Resume.pdf</w:t>
         </w:r>
       </w:hyperlink>
     </w:p>
@@ -111,9 +138,9 @@
       <w:pPr>
         <w:spacing w:after="200" w:line="276" w:lineRule="auto"/>
         <w:rPr>
-          <w:rFonts w:ascii="Times New Roman" w:hAnsi="Times New Roman" w:cs="Times New Roman"/>
-          <w:sz w:val="32"/>
-          <w:szCs w:val="32"/>
+          <w:rFonts w:ascii="Times New Roman" w:eastAsia="Calibri" w:hAnsi="Times New Roman" w:cs="Times New Roman"/>
+          <w:sz w:val="36"/>
+          <w:szCs w:val="36"/>
         </w:rPr>
       </w:pPr>
     </w:p>
@@ -132,14 +159,7 @@
           <w:rFonts w:ascii="Times New Roman" w:eastAsia="Calibri" w:hAnsi="Times New Roman" w:cs="Times New Roman"/>
           <w:sz w:val="36"/>
         </w:rPr>
-        <w:t>CV</w:t>
-      </w:r>
-      <w:r>
-        <w:rPr>
-          <w:rFonts w:ascii="Times New Roman" w:eastAsia="Calibri" w:hAnsi="Times New Roman" w:cs="Times New Roman"/>
-          <w:sz w:val="36"/>
-        </w:rPr>
-        <w:t xml:space="preserve"> :</w:t>
+        <w:t>CV :</w:t>
       </w:r>
       <w:proofErr w:type="gramEnd"/>
       <w:r>
@@ -157,7 +177,25 @@
             <w:sz w:val="36"/>
             <w:szCs w:val="36"/>
           </w:rPr>
-          <w:t>https://github.com/Umang-1103/Front_End/blob/main/Soft%20Skill/CV.pdf</w:t>
+          <w:t>https</w:t>
+        </w:r>
+        <w:r>
+          <w:rPr>
+            <w:rStyle w:val="Hyperlink"/>
+            <w:rFonts w:ascii="Times New Roman" w:eastAsia="Calibri" w:hAnsi="Times New Roman" w:cs="Times New Roman"/>
+            <w:sz w:val="36"/>
+            <w:szCs w:val="36"/>
+          </w:rPr>
+          <w:t>:</w:t>
+        </w:r>
+        <w:r>
+          <w:rPr>
+            <w:rStyle w:val="Hyperlink"/>
+            <w:rFonts w:ascii="Times New Roman" w:eastAsia="Calibri" w:hAnsi="Times New Roman" w:cs="Times New Roman"/>
+            <w:sz w:val="36"/>
+            <w:szCs w:val="36"/>
+          </w:rPr>
+          <w:t>//github.com/Umang-1103/Front_End/blob/main/Soft%20Skill/Module%201/CV.pdf</w:t>
         </w:r>
       </w:hyperlink>
     </w:p>
@@ -165,6 +203,7 @@
       <w:pPr>
         <w:spacing w:after="200" w:line="276" w:lineRule="auto"/>
         <w:rPr>
+          <w:rStyle w:val="Hyperlink"/>
           <w:rFonts w:ascii="Times New Roman" w:eastAsia="Calibri" w:hAnsi="Times New Roman" w:cs="Times New Roman"/>
           <w:sz w:val="36"/>
           <w:szCs w:val="36"/>
@@ -206,18 +245,57 @@
         </w:rPr>
         <w:t xml:space="preserve"> </w:t>
       </w:r>
-      <w:hyperlink r:id="rId6" w:history="1">
-        <w:r>
-          <w:rPr>
-            <w:rStyle w:val="Hyperlink"/>
-            <w:rFonts w:ascii="Times New Roman" w:hAnsi="Times New Roman" w:cs="Times New Roman"/>
-            <w:sz w:val="36"/>
-            <w:szCs w:val="36"/>
-            <w:shd w:val="clear" w:color="auto" w:fill="FFFFFF"/>
-          </w:rPr>
-          <w:t>www.linkedin.com/in/umang-koladiya-dev</w:t>
-        </w:r>
-      </w:hyperlink>
+      <w:bookmarkStart w:id="0" w:name="_GoBack"/>
+      <w:r>
+        <w:fldChar w:fldCharType="begin"/>
+      </w:r>
+      <w:r>
+        <w:instrText xml:space="preserve"> HYPERLINK "http://www.linkedin.com/in/umang-koladiya-dev" </w:instrText>
+      </w:r>
+      <w:r>
+        <w:fldChar w:fldCharType="separate"/>
+      </w:r>
+      <w:r>
+        <w:rPr>
+          <w:rStyle w:val="Hyperlink"/>
+          <w:rFonts w:ascii="Times New Roman" w:hAnsi="Times New Roman" w:cs="Times New Roman"/>
+          <w:sz w:val="36"/>
+          <w:szCs w:val="36"/>
+          <w:shd w:val="clear" w:color="auto" w:fill="FFFFFF"/>
+        </w:rPr>
+        <w:t>www.li</w:t>
+      </w:r>
+      <w:r>
+        <w:rPr>
+          <w:rStyle w:val="Hyperlink"/>
+          <w:rFonts w:ascii="Times New Roman" w:hAnsi="Times New Roman" w:cs="Times New Roman"/>
+          <w:sz w:val="36"/>
+          <w:szCs w:val="36"/>
+          <w:shd w:val="clear" w:color="auto" w:fill="FFFFFF"/>
+        </w:rPr>
+        <w:t>n</w:t>
+      </w:r>
+      <w:r>
+        <w:rPr>
+          <w:rStyle w:val="Hyperlink"/>
+          <w:rFonts w:ascii="Times New Roman" w:hAnsi="Times New Roman" w:cs="Times New Roman"/>
+          <w:sz w:val="36"/>
+          <w:szCs w:val="36"/>
+          <w:shd w:val="clear" w:color="auto" w:fill="FFFFFF"/>
+        </w:rPr>
+        <w:t>kedin.com/in/umang-koladiya-dev</w:t>
+      </w:r>
+      <w:r>
+        <w:rPr>
+          <w:rStyle w:val="Hyperlink"/>
+          <w:rFonts w:ascii="Times New Roman" w:hAnsi="Times New Roman" w:cs="Times New Roman"/>
+          <w:sz w:val="36"/>
+          <w:szCs w:val="36"/>
+          <w:shd w:val="clear" w:color="auto" w:fill="FFFFFF"/>
+        </w:rPr>
+        <w:fldChar w:fldCharType="end"/>
+      </w:r>
+      <w:bookmarkEnd w:id="0"/>
     </w:p>
     <w:p>
       <w:pPr>
@@ -686,6 +764,18 @@
       <w:u w:val="single"/>
     </w:rPr>
   </w:style>
+  <w:style w:type="character" w:styleId="FollowedHyperlink">
+    <w:name w:val="FollowedHyperlink"/>
+    <w:basedOn w:val="DefaultParagraphFont"/>
+    <w:uiPriority w:val="99"/>
+    <w:semiHidden/>
+    <w:unhideWhenUsed/>
+    <w:rsid w:val="003367BA"/>
+    <w:rPr>
+      <w:color w:val="954F72" w:themeColor="followedHyperlink"/>
+      <w:u w:val="single"/>
+    </w:rPr>
+  </w:style>
 </w:styles>
 </file>
 
